--- a/dist/luan_an/00_optimal_plan_vi.docx
+++ b/dist/luan_an/00_optimal_plan_vi.docx
@@ -419,7 +419,7 @@
         <w:t xml:space="preserve"> </w:t>
       </w:r>
       <w:r>
-        <w:t xml:space="preserve">(cập nhật 1982–2026, mục tiêu ~172 effect sizes) với</w:t>
+        <w:t xml:space="preserve">(cập nhật 1982–2026, pool K=288 / k=238 baseline, mục tiêu k≥250 sau formal search) với</w:t>
       </w:r>
       <w:r>
         <w:t xml:space="preserve"> </w:t>
@@ -435,7 +435,7 @@
         <w:t xml:space="preserve"> </w:t>
       </w:r>
       <w:r>
-        <w:t xml:space="preserve">sử dụng dữ liệu vi mô của các nền kinh tế châu Á (101.185 doanh nghiệp · 108 cặp quốc gia × năm · giai đoạn 2009–2025) từ World Bank Enterprise Surveys, kế thừa và mở rộng từ pool 17 nước châu Á mới nổi đã được tác giả công bố trước đó (Đỗ &amp; Phan, 2026 — VEFR). Pool đầy đủ bao gồm 41 nền kinh tế châu Á trong phạm vi đề tài chính thức, cộng với 6 nước Pacific SIDS được xử lý như boundary case adjacent. Thiết kế nghiên cứu mixed synthesis-empirical này hiếm gặp trong literature IB về châu Á và cho phép đối thoại đồng thời giữa bằng chứng tổng hợp ở cấp literature và bằng chứng thực nghiệm trực tiếp ở cấp doanh nghiệp (Borenstein et al., 2009; Hunter &amp; Schmidt, 2004).</w:t>
+        <w:t xml:space="preserve">sử dụng dữ liệu vi mô của các nền kinh tế châu Á (101.185 doanh nghiệp · 108 cặp quốc gia × năm · giai đoạn 2009–2025) từ World Bank Enterprise Surveys, kế thừa và mở rộng từ pool 17 nước châu Á mới nổi đã được tác giả công bố trước đó (Đỗ &amp; Phan, 2026 — VEFR). Pool đầy đủ bao gồm 47–49 nền kinh tế châu Á và Thái Bình Dương (bao gồm 6–8 nền kinh tế Pacific SIDS) trong phạm vi đề tài chính thức. Thiết kế nghiên cứu mixed synthesis-empirical này hiếm gặp trong literature IB về châu Á và cho phép đối thoại đồng thời giữa bằng chứng tổng hợp ở cấp literature và bằng chứng thực nghiệm trực tiếp ở cấp doanh nghiệp (Borenstein et al., 2009; Hunter &amp; Schmidt, 2004).</w:t>
       </w:r>
     </w:p>
     <w:bookmarkEnd w:id="23"/>
@@ -892,10 +892,10 @@
           <w:bCs/>
           <w:b/>
         </w:rPr>
-        <w:t xml:space="preserve">Phạm vi không gian (chính)</w:t>
-      </w:r>
-      <w:r>
-        <w:t xml:space="preserve">: 41 nền kinh tế châu Á có dữ liệu WBES, tổ chức theo 5 sub-regime ICRV (Advanced innovation-driven, Advanced resource-driven, Upper-middle, Emerging, Frontier).</w:t>
+        <w:t xml:space="preserve">Phạm vi không gian</w:t>
+      </w:r>
+      <w:r>
+        <w:t xml:space="preserve">: 47–49 nền kinh tế châu Á và Thái Bình Dương có dữ liệu WBES, tổ chức theo</w:t>
       </w:r>
       <w:r>
         <w:t xml:space="preserve"> </w:t>
@@ -905,10 +905,13 @@
           <w:bCs/>
           <w:b/>
         </w:rPr>
-        <w:t xml:space="preserve">Phạm vi mở rộng (boundary case)</w:t>
-      </w:r>
-      <w:r>
-        <w:t xml:space="preserve">: 6 nước Pacific SIDS được phân tích như adjacent để kiểm định forced internationalization penalty (Đỗ &amp; Phan, 2026 — P8 manuscript). Nhật Bản hiện chưa có dữ liệu thực nghiệm phù hợp nên không thuộc empirical scope.</w:t>
+        <w:t xml:space="preserve">6 sub-regime ICRV</w:t>
+      </w:r>
+      <w:r>
+        <w:t xml:space="preserve"> </w:t>
+      </w:r>
+      <w:r>
+        <w:t xml:space="preserve">(I: Advanced innovation-driven, II: Advanced resource-driven, III: Upper-middle, IV: Emerging, V: Frontier, VI: Pacific SIDS). P8 mở rộng thêm bằng phân tích chuyên sâu các nền kinh tế Nhóm VI (SIDS) để kiểm định forced internationalization penalty (Đỗ &amp; Phan, 2026). Nhật Bản hiện chưa có dữ liệu WBES phù hợp nên không thuộc empirical scope.</w:t>
       </w:r>
     </w:p>
     <w:p>
@@ -1102,19 +1105,19 @@
               <w:jc w:val="left"/>
             </w:pPr>
             <w:r>
-              <w:t xml:space="preserve">P3 Singapore</w:t>
-            </w:r>
-          </w:p>
-        </w:tc>
-        <w:tc>
-          <w:tcPr/>
-          <w:p>
-            <w:pPr>
-              <w:pStyle w:val="Compact"/>
-              <w:jc w:val="left"/>
-            </w:pPr>
-            <w:r>
-              <w:t xml:space="preserve">Bằng chứng country-level ASEAN benchmark với TCI + DAI (Ch.4.2)</w:t>
+              <w:t xml:space="preserve">P3 Vietnam</w:t>
+            </w:r>
+          </w:p>
+        </w:tc>
+        <w:tc>
+          <w:tcPr/>
+          <w:p>
+            <w:pPr>
+              <w:pStyle w:val="Compact"/>
+              <w:jc w:val="left"/>
+            </w:pPr>
+            <w:r>
+              <w:t xml:space="preserve">Bằng chứng country-level transitional economy với TCI + DAI — JABS under review (Ch.4.2)</w:t>
             </w:r>
           </w:p>
         </w:tc>
@@ -1140,19 +1143,19 @@
               <w:jc w:val="left"/>
             </w:pPr>
             <w:r>
-              <w:t xml:space="preserve">P4 Vietnam</w:t>
-            </w:r>
-          </w:p>
-        </w:tc>
-        <w:tc>
-          <w:tcPr/>
-          <w:p>
-            <w:pPr>
-              <w:pStyle w:val="Compact"/>
-              <w:jc w:val="left"/>
-            </w:pPr>
-            <w:r>
-              <w:t xml:space="preserve">Bằng chứng country-level transitional economy với TCI + DAI (Ch.4.2)</w:t>
+              <w:t xml:space="preserve">P4 Singapore</w:t>
+            </w:r>
+          </w:p>
+        </w:tc>
+        <w:tc>
+          <w:tcPr/>
+          <w:p>
+            <w:pPr>
+              <w:pStyle w:val="Compact"/>
+              <w:jc w:val="left"/>
+            </w:pPr>
+            <w:r>
+              <w:t xml:space="preserve">Bằng chứng country-level ASEAN benchmark với TCI + DAI — MIR under review (Ch.4.2)</w:t>
             </w:r>
           </w:p>
         </w:tc>
@@ -1190,7 +1193,7 @@
               <w:jc w:val="left"/>
             </w:pPr>
             <w:r>
-              <w:t xml:space="preserve">Bằng chứng temporal heterogeneity (Ch.4.5)</w:t>
+              <w:t xml:space="preserve">Bằng chứng temporal heterogeneity (Ch.4.5) — IJOEM under review</w:t>
             </w:r>
           </w:p>
         </w:tc>
@@ -1240,7 +1243,7 @@
               <w:jc w:val="left"/>
             </w:pPr>
             <w:r>
-              <w:t xml:space="preserve">Sẽ viết tiếp</w:t>
+              <w:t xml:space="preserve">Bản thảo đã viết (IBR under review)</w:t>
             </w:r>
           </w:p>
         </w:tc>
@@ -1278,7 +1281,7 @@
               <w:jc w:val="left"/>
             </w:pPr>
             <w:r>
-              <w:t xml:space="preserve">Sẽ viết tiếp</w:t>
+              <w:t xml:space="preserve">Bản thảo đã viết (JIBS under revision)</w:t>
             </w:r>
           </w:p>
         </w:tc>
@@ -1316,7 +1319,7 @@
               <w:jc w:val="left"/>
             </w:pPr>
             <w:r>
-              <w:t xml:space="preserve">Bản thảo REVISED v2</w:t>
+              <w:t xml:space="preserve">Bản thảo đã viết (World Development under revision)</w:t>
             </w:r>
           </w:p>
         </w:tc>

--- a/dist/luan_an/00_optimal_plan_vi.docx
+++ b/dist/luan_an/00_optimal_plan_vi.docx
@@ -419,7 +419,7 @@
         <w:t xml:space="preserve"> </w:t>
       </w:r>
       <w:r>
-        <w:t xml:space="preserve">(cập nhật 1982–2026, pool K=288 / k=238 baseline, mục tiêu k≥250 sau formal search) với</w:t>
+        <w:t xml:space="preserve">(cập nhật 1982–2026, pool K=309 / k=259, k≥250 đã đạt — 23/05/2026) với</w:t>
       </w:r>
       <w:r>
         <w:t xml:space="preserve"> </w:t>

--- a/dist/luan_an/00_optimal_plan_vi.docx
+++ b/dist/luan_an/00_optimal_plan_vi.docx
@@ -419,7 +419,7 @@
         <w:t xml:space="preserve"> </w:t>
       </w:r>
       <w:r>
-        <w:t xml:space="preserve">(cập nhật 1982–2026, pool K=309 / k=259, k≥250 đã đạt — 23/05/2026) với</w:t>
+        <w:t xml:space="preserve">(cập nhật 1982–2026, pool phân tích đã xác minh K=288 / k=238 — hand-coded baseline) với</w:t>
       </w:r>
       <w:r>
         <w:t xml:space="preserve"> </w:t>

--- a/dist/luan_an/00_optimal_plan_vi.docx
+++ b/dist/luan_an/00_optimal_plan_vi.docx
@@ -260,7 +260,22 @@
         <w:t xml:space="preserve">Ghi chú phạm vi</w:t>
       </w:r>
       <w:r>
-        <w:t xml:space="preserve">: Tên LATS chính thức theo QĐ 4769 chỉ ghi "ở Châu Á". Pool dữ liệu mở rộng bao gồm 6 nước Pacific SIDS được xử lý như</w:t>
+        <w:t xml:space="preserve">: Tên LATS chính thức theo QĐ 4769 chỉ ghi</w:t>
+      </w:r>
+      <w:r>
+        <w:t xml:space="preserve"> </w:t>
+      </w:r>
+      <w:r>
+        <w:t xml:space="preserve">“</w:t>
+      </w:r>
+      <w:r>
+        <w:t xml:space="preserve">ở Châu Á</w:t>
+      </w:r>
+      <w:r>
+        <w:t xml:space="preserve">”</w:t>
+      </w:r>
+      <w:r>
+        <w:t xml:space="preserve">. Pool dữ liệu mở rộng bao gồm 6 nước Pacific SIDS được xử lý như</w:t>
       </w:r>
       <w:r>
         <w:t xml:space="preserve"> </w:t>
@@ -280,7 +295,7 @@
       </w:r>
     </w:p>
     <w:bookmarkEnd w:id="20"/>
-    <w:bookmarkStart w:id="21" w:name="X1d10b9498f16ef2dffb0ec84d821d2ddb3fa0ee"/>
+    <w:bookmarkStart w:id="21" w:name="câu-hỏi-nghiên-cứu-trung-tâm"/>
     <w:p>
       <w:pPr>
         <w:pStyle w:val="Heading2"/>
@@ -302,11 +317,41 @@
         <w:pStyle w:val="BodyText"/>
       </w:pPr>
       <w:r>
-        <w:t xml:space="preserve">Câu hỏi trên được phát triển trên cơ sở bằng chứng meta-analysis hiện có cho thấy tác động tổng hợp của quốc tế hóa lên firm performance là dương nhưng nhỏ và có mức dị biệt rất cao giữa các nghiên cứu (Bausch &amp; Krist, 2007; Kirca et al., 2012; Marano et al., 2016; Wu et al., 2022). Điều này hàm ý rằng nghiên cứu không nên dừng ở việc xác nhận "có hay không có tác động", mà phải chuyển sang giải thích "trong điều kiện nào, cơ chế nào, và bối cảnh nào".</w:t>
+        <w:t xml:space="preserve">Câu hỏi trên được phát triển trên cơ sở bằng chứng meta-analysis hiện có cho thấy tác động tổng hợp của quốc tế hóa lên firm performance là dương nhưng nhỏ và có mức dị biệt rất cao giữa các nghiên cứu (Bausch &amp; Krist, 2007; Kirca et al., 2012; Marano et al., 2016; Wu et al., 2022). Điều này hàm ý rằng nghiên cứu không nên dừng ở việc xác nhận</w:t>
+      </w:r>
+      <w:r>
+        <w:t xml:space="preserve"> </w:t>
+      </w:r>
+      <w:r>
+        <w:t xml:space="preserve">“</w:t>
+      </w:r>
+      <w:r>
+        <w:t xml:space="preserve">có hay không có tác động</w:t>
+      </w:r>
+      <w:r>
+        <w:t xml:space="preserve">”</w:t>
+      </w:r>
+      <w:r>
+        <w:t xml:space="preserve">, mà phải chuyển sang giải thích</w:t>
+      </w:r>
+      <w:r>
+        <w:t xml:space="preserve"> </w:t>
+      </w:r>
+      <w:r>
+        <w:t xml:space="preserve">“</w:t>
+      </w:r>
+      <w:r>
+        <w:t xml:space="preserve">trong điều kiện nào, cơ chế nào, và bối cảnh nào</w:t>
+      </w:r>
+      <w:r>
+        <w:t xml:space="preserve">”</w:t>
+      </w:r>
+      <w:r>
+        <w:t xml:space="preserve">.</w:t>
       </w:r>
     </w:p>
     <w:bookmarkEnd w:id="21"/>
-    <w:bookmarkStart w:id="26" w:name="Xeb448e75737c546b96f28c974e6ae67f0778e63"/>
+    <w:bookmarkStart w:id="26" w:name="tính-mới-novelty"/>
     <w:p>
       <w:pPr>
         <w:pStyle w:val="Heading2"/>
@@ -315,7 +360,7 @@
         <w:t xml:space="preserve">2. Tính mới (Novelty)</w:t>
       </w:r>
     </w:p>
-    <w:bookmarkStart w:id="22" w:name="Xb0e0a5919814d318b02487a3005b2a5f62b591a"/>
+    <w:bookmarkStart w:id="22" w:name="tính-mới-về-lý-thuyết"/>
     <w:p>
       <w:pPr>
         <w:pStyle w:val="Heading3"/>
@@ -385,11 +430,44 @@
         <w:t xml:space="preserve"> </w:t>
       </w:r>
       <w:r>
-        <w:t xml:space="preserve">trong kỷ nguyên số: từ "experiential learning tuần tự" sang "data-augmented learning". Trong bối cảnh born-digital firms và platform internationalization, giả định cốt lõi của Uppsala về tiến trình tích lũy tri thức và cam kết tăng dần đã bị thách thức, nhưng lực đẩy học hỏi và chống đỡ bất định vẫn còn hợp lý cho các doanh nghiệp ở emerging Asia (Banalieva &amp; Dhanaraj, 2019; Yang et al., 2025).</w:t>
+        <w:t xml:space="preserve">trong kỷ nguyên số: từ</w:t>
+      </w:r>
+      <w:r>
+        <w:t xml:space="preserve"> </w:t>
+      </w:r>
+      <w:r>
+        <w:t xml:space="preserve">“</w:t>
+      </w:r>
+      <w:r>
+        <w:t xml:space="preserve">experiential learning tuần tự</w:t>
+      </w:r>
+      <w:r>
+        <w:t xml:space="preserve">”</w:t>
+      </w:r>
+      <w:r>
+        <w:t xml:space="preserve"> </w:t>
+      </w:r>
+      <w:r>
+        <w:t xml:space="preserve">sang</w:t>
+      </w:r>
+      <w:r>
+        <w:t xml:space="preserve"> </w:t>
+      </w:r>
+      <w:r>
+        <w:t xml:space="preserve">“</w:t>
+      </w:r>
+      <w:r>
+        <w:t xml:space="preserve">data-augmented learning</w:t>
+      </w:r>
+      <w:r>
+        <w:t xml:space="preserve">”</w:t>
+      </w:r>
+      <w:r>
+        <w:t xml:space="preserve">. Trong bối cảnh born-digital firms và platform internationalization, giả định cốt lõi của Uppsala về tiến trình tích lũy tri thức và cam kết tăng dần đã bị thách thức, nhưng lực đẩy học hỏi và chống đỡ bất định vẫn còn hợp lý cho các doanh nghiệp ở emerging Asia (Banalieva &amp; Dhanaraj, 2019; Yang et al., 2025).</w:t>
       </w:r>
     </w:p>
     <w:bookmarkEnd w:id="22"/>
-    <w:bookmarkStart w:id="23" w:name="Xdc34482892195db6887a18f282fac8efd83fb4f"/>
+    <w:bookmarkStart w:id="23" w:name="tính-mới-về-phương-pháp"/>
     <w:p>
       <w:pPr>
         <w:pStyle w:val="Heading3"/>
@@ -435,11 +513,11 @@
         <w:t xml:space="preserve"> </w:t>
       </w:r>
       <w:r>
-        <w:t xml:space="preserve">sử dụng dữ liệu vi mô của các nền kinh tế châu Á (101.185 doanh nghiệp · 108 cặp quốc gia × năm · giai đoạn 2009–2025) từ World Bank Enterprise Surveys, kế thừa và mở rộng từ pool 17 nước châu Á mới nổi đã được tác giả công bố trước đó (Đỗ &amp; Phan, 2026 — VEFR). Pool đầy đủ bao gồm 47–49 nền kinh tế châu Á và Thái Bình Dương (bao gồm 6–8 nền kinh tế Pacific SIDS) trong phạm vi đề tài chính thức. Thiết kế nghiên cứu mixed synthesis-empirical này hiếm gặp trong literature IB về châu Á và cho phép đối thoại đồng thời giữa bằng chứng tổng hợp ở cấp literature và bằng chứng thực nghiệm trực tiếp ở cấp doanh nghiệp (Borenstein et al., 2009; Hunter &amp; Schmidt, 2004).</w:t>
+        <w:t xml:space="preserve">sử dụng dữ liệu vi mô của các nền kinh tế châu Á (101.185 doanh nghiệp · 108 cặp quốc gia × năm · giai đoạn 2009–2025) từ World Bank Enterprise Surveys, kế thừa và mở rộng từ pool 17 nước châu Á mới nổi đã được tác giả công bố trước đó (Đỗ &amp; Phan, 2026 — VEFR). Pool đầy đủ bao gồm 45 nền kinh tế châu Á và Thái Bình Dương (bao gồm 6–8 nền kinh tế Pacific SIDS) trong phạm vi đề tài chính thức. Thiết kế nghiên cứu mixed synthesis-empirical này hiếm gặp trong literature IB về châu Á và cho phép đối thoại đồng thời giữa bằng chứng tổng hợp ở cấp literature và bằng chứng thực nghiệm trực tiếp ở cấp doanh nghiệp (Borenstein et al., 2009; Hunter &amp; Schmidt, 2004).</w:t>
       </w:r>
     </w:p>
     <w:bookmarkEnd w:id="23"/>
-    <w:bookmarkStart w:id="24" w:name="Xc0197904a19973c6817173df2ede64c5ef003ae"/>
+    <w:bookmarkStart w:id="24" w:name="tính-mới-về-thực-nghiệm"/>
     <w:p>
       <w:pPr>
         <w:pStyle w:val="Heading3"/>
@@ -472,7 +550,43 @@
         <w:t xml:space="preserve">Phân tách hai construct số</w:t>
       </w:r>
       <w:r>
-        <w:t xml:space="preserve">: technological capability (TCI) và digital adoption (DAI) được xử lý như hai construct riêng biệt, không đồng nhất về nội hàm hay cơ chế vận hành. Phân tách này tựa vào (i) phân tầng lý thuyết của Verhoef et al. (2021) — TCI tương ứng tier "digital transformation" (chiều sâu năng lực nội tại), DAI tương ứng tier "digitization/digitalization" (giao diện và cơ chế giao dịch số); (ii) truyền thống Lall (1992) và Cohen &amp; Levinthal (1990) coi technological capability là tồn kho năng lực nội tại; (iii) Bharadwaj et al. (2013) phân biệt IT capability với digital business strategy; (iv) Bhandari et al. (2023) áp dụng resource-orchestration logic cho I→P relationship cho thấy hai construct có nomological nets khác nhau. Methodologically, hai construct thỏa mãn 4 tiêu chí formative composite của Coltman et al. (2008).</w:t>
+        <w:t xml:space="preserve">: technological capability (TCI) và digital adoption (DAI) được xử lý như hai construct riêng biệt, không đồng nhất về nội hàm hay cơ chế vận hành. Phân tách này tựa vào (i) phân tầng lý thuyết của Verhoef et al. (2021) — TCI tương ứng tier</w:t>
+      </w:r>
+      <w:r>
+        <w:t xml:space="preserve"> </w:t>
+      </w:r>
+      <w:r>
+        <w:t xml:space="preserve">“</w:t>
+      </w:r>
+      <w:r>
+        <w:t xml:space="preserve">digital transformation</w:t>
+      </w:r>
+      <w:r>
+        <w:t xml:space="preserve">”</w:t>
+      </w:r>
+      <w:r>
+        <w:t xml:space="preserve"> </w:t>
+      </w:r>
+      <w:r>
+        <w:t xml:space="preserve">(chiều sâu năng lực nội tại), DAI tương ứng tier</w:t>
+      </w:r>
+      <w:r>
+        <w:t xml:space="preserve"> </w:t>
+      </w:r>
+      <w:r>
+        <w:t xml:space="preserve">“</w:t>
+      </w:r>
+      <w:r>
+        <w:t xml:space="preserve">digitization/digitalization</w:t>
+      </w:r>
+      <w:r>
+        <w:t xml:space="preserve">”</w:t>
+      </w:r>
+      <w:r>
+        <w:t xml:space="preserve"> </w:t>
+      </w:r>
+      <w:r>
+        <w:t xml:space="preserve">(giao diện và cơ chế giao dịch số); (ii) truyền thống Lall (1992) và Cohen &amp; Levinthal (1990) coi technological capability là tồn kho năng lực nội tại; (iii) Bharadwaj et al. (2013) phân biệt IT capability với digital business strategy; (iv) Bhandari et al. (2023) áp dụng resource-orchestration logic cho I→P relationship cho thấy hai construct có nomological nets khác nhau. Methodologically, hai construct thỏa mãn 4 tiêu chí formative composite của Coltman et al. (2008).</w:t>
       </w:r>
     </w:p>
     <w:p>
@@ -514,7 +628,7 @@
       </w:r>
     </w:p>
     <w:bookmarkEnd w:id="24"/>
-    <w:bookmarkStart w:id="25" w:name="X83e2b26aa9cf948bdbd49f2f48884f250ef08d7"/>
+    <w:bookmarkStart w:id="25" w:name="tính-mới-về-bối-cảnh"/>
     <w:p>
       <w:pPr>
         <w:pStyle w:val="Heading3"/>
@@ -533,7 +647,7 @@
     </w:p>
     <w:bookmarkEnd w:id="25"/>
     <w:bookmarkEnd w:id="26"/>
-    <w:bookmarkStart w:id="31" w:name="X6f042d8ffafc73a891bc2d366757b040c1f6456"/>
+    <w:bookmarkStart w:id="31" w:name="đóng-góp-dự-kiến"/>
     <w:p>
       <w:pPr>
         <w:pStyle w:val="Heading2"/>
@@ -542,7 +656,7 @@
         <w:t xml:space="preserve">3. Đóng góp dự kiến</w:t>
       </w:r>
     </w:p>
-    <w:bookmarkStart w:id="27" w:name="X9cc63e5cafabfb02047bba56b395ccc1f7ad021"/>
+    <w:bookmarkStart w:id="27" w:name="đóng-góp-lý-thuyết"/>
     <w:p>
       <w:pPr>
         <w:pStyle w:val="Heading3"/>
@@ -585,7 +699,43 @@
         <w:pStyle w:val="Compact"/>
       </w:pPr>
       <w:r>
-        <w:t xml:space="preserve">Tái định vị Uppsala cho kỷ nguyên AI: từ "physical-presence learning" sang "data-augmented internationalization" (Banalieva &amp; Dhanaraj, 2019; Stallkamp &amp; Schotter, 2021).</w:t>
+        <w:t xml:space="preserve">Tái định vị Uppsala cho kỷ nguyên AI: từ</w:t>
+      </w:r>
+      <w:r>
+        <w:t xml:space="preserve"> </w:t>
+      </w:r>
+      <w:r>
+        <w:t xml:space="preserve">“</w:t>
+      </w:r>
+      <w:r>
+        <w:t xml:space="preserve">physical-presence learning</w:t>
+      </w:r>
+      <w:r>
+        <w:t xml:space="preserve">”</w:t>
+      </w:r>
+      <w:r>
+        <w:t xml:space="preserve"> </w:t>
+      </w:r>
+      <w:r>
+        <w:t xml:space="preserve">sang</w:t>
+      </w:r>
+      <w:r>
+        <w:t xml:space="preserve"> </w:t>
+      </w:r>
+      <w:r>
+        <w:t xml:space="preserve">“</w:t>
+      </w:r>
+      <w:r>
+        <w:t xml:space="preserve">data-augmented internationalization</w:t>
+      </w:r>
+      <w:r>
+        <w:t xml:space="preserve">”</w:t>
+      </w:r>
+      <w:r>
+        <w:t xml:space="preserve"> </w:t>
+      </w:r>
+      <w:r>
+        <w:t xml:space="preserve">(Banalieva &amp; Dhanaraj, 2019; Stallkamp &amp; Schotter, 2021).</w:t>
       </w:r>
     </w:p>
     <w:p>
@@ -617,7 +767,7 @@
       </w:r>
     </w:p>
     <w:bookmarkEnd w:id="27"/>
-    <w:bookmarkStart w:id="28" w:name="Xac55a8d9da93a03ff022ce9b32c17245d835c75"/>
+    <w:bookmarkStart w:id="28" w:name="đóng-góp-thực-nghiệm"/>
     <w:p>
       <w:pPr>
         <w:pStyle w:val="Heading3"/>
@@ -688,7 +838,7 @@
       </w:r>
     </w:p>
     <w:bookmarkEnd w:id="28"/>
-    <w:bookmarkStart w:id="29" w:name="Xa215dd72aabc0ef95d4dcfc1f5d13646f222605"/>
+    <w:bookmarkStart w:id="29" w:name="đóng-góp-phương-pháp"/>
     <w:p>
       <w:pPr>
         <w:pStyle w:val="Heading3"/>
@@ -764,7 +914,7 @@
       </w:r>
     </w:p>
     <w:bookmarkEnd w:id="29"/>
-    <w:bookmarkStart w:id="30" w:name="X4be20a9db1f834636fad37a5115e4289d1a386c"/>
+    <w:bookmarkStart w:id="30" w:name="đóng-góp-thực-tiễn"/>
     <w:p>
       <w:pPr>
         <w:pStyle w:val="Heading3"/>
@@ -832,7 +982,7 @@
     </w:p>
     <w:bookmarkEnd w:id="30"/>
     <w:bookmarkEnd w:id="31"/>
-    <w:bookmarkStart w:id="32" w:name="Xe9917fab1a9e6aca16a1047ec6e3b5eae94cff8"/>
+    <w:bookmarkStart w:id="32" w:name="đối-tượng-và-phạm-vi-nghiên-cứu"/>
     <w:p>
       <w:pPr>
         <w:pStyle w:val="Heading2"/>
@@ -895,7 +1045,7 @@
         <w:t xml:space="preserve">Phạm vi không gian</w:t>
       </w:r>
       <w:r>
-        <w:t xml:space="preserve">: 47–49 nền kinh tế châu Á và Thái Bình Dương có dữ liệu WBES, tổ chức theo</w:t>
+        <w:t xml:space="preserve">: 45 nền kinh tế châu Á và Thái Bình Dương có dữ liệu WBES, tổ chức theo</w:t>
       </w:r>
       <w:r>
         <w:t xml:space="preserve"> </w:t>
@@ -934,7 +1084,7 @@
       </w:r>
     </w:p>
     <w:bookmarkEnd w:id="32"/>
-    <w:bookmarkStart w:id="33" w:name="X5ae601b4c1e70a1aeb87413de3a9dbcaaa3fcba"/>
+    <w:bookmarkStart w:id="33" w:name="nguồn-dữ-liệu-và-bản-thảo-nội-bộ"/>
     <w:p>
       <w:pPr>
         <w:pStyle w:val="Heading2"/>
@@ -970,7 +1120,7 @@
     <w:tbl>
       <w:tblPr>
         <w:tblStyle w:val="Table"/>
-        <w:tblW w:type="auto" w:w="0"/>
+        <w:tblW w:type="pct" w:w="5000"/>
         <w:tblLook w:firstRow="1" w:lastRow="0" w:firstColumn="0" w:lastColumn="0" w:noHBand="0" w:noVBand="0" w:val="0020"/>
         <w:jc w:val="start"/>
       </w:tblPr>
@@ -1334,7 +1484,7 @@
       </w:r>
     </w:p>
     <w:bookmarkEnd w:id="33"/>
-    <w:bookmarkStart w:id="34" w:name="X1ca52daf4b535dd14b186546418e17904236987"/>
+    <w:bookmarkStart w:id="34" w:name="cấu-trúc-tài-liệu-trong-thư-mục-thesis"/>
     <w:p>
       <w:pPr>
         <w:pStyle w:val="Heading2"/>
@@ -1355,7 +1505,7 @@
     <w:tbl>
       <w:tblPr>
         <w:tblStyle w:val="Table"/>
-        <w:tblW w:type="auto" w:w="0"/>
+        <w:tblW w:type="pct" w:w="5000"/>
         <w:tblLook w:firstRow="1" w:lastRow="0" w:firstColumn="0" w:lastColumn="0" w:noHBand="0" w:noVBand="0" w:val="0020"/>
         <w:jc w:val="start"/>
       </w:tblPr>
@@ -1774,7 +1924,7 @@
     <w:name w:val="Normal"/>
     <w:qFormat/>
     <w:pPr>
-      <w:spacing w:line="360" w:lineRule="auto"/>
+      <w:spacing w:line="288" w:lineRule="auto"/>
       <w:jc w:val="both"/>
     </w:pPr>
     <w:rPr>
@@ -1788,7 +1938,7 @@
     <w:basedOn w:val="Normal"/>
     <w:link w:val="BodyTextChar"/>
     <w:pPr>
-      <w:spacing w:after="180" w:before="180" w:line="360" w:lineRule="auto"/>
+      <w:spacing w:after="180" w:before="180" w:line="288" w:lineRule="auto"/>
       <w:jc w:val="both"/>
     </w:pPr>
     <w:qFormat/>
@@ -1804,7 +1954,7 @@
     <w:next w:val="BodyText"/>
     <w:qFormat/>
     <w:pPr>
-      <w:spacing w:line="360" w:lineRule="auto"/>
+      <w:spacing w:line="288" w:lineRule="auto"/>
       <w:jc w:val="both"/>
     </w:pPr>
     <w:rPr>
@@ -1818,7 +1968,7 @@
     <w:basedOn w:val="BodyText"/>
     <w:qFormat/>
     <w:pPr>
-      <w:spacing w:after="36" w:before="36" w:line="360" w:lineRule="auto"/>
+      <w:spacing w:after="36" w:before="36" w:line="288" w:lineRule="auto"/>
       <w:jc w:val="both"/>
     </w:pPr>
     <w:rPr>
@@ -1835,7 +1985,7 @@
     <w:pPr>
       <w:keepNext/>
       <w:keepLines/>
-      <w:spacing w:after="240" w:before="480" w:line="360" w:lineRule="auto"/>
+      <w:spacing w:after="240" w:before="480" w:line="288" w:lineRule="auto"/>
       <w:jc w:val="both"/>
     </w:pPr>
     <w:rPr>
@@ -1855,7 +2005,7 @@
     <w:pPr>
       <w:keepNext/>
       <w:keepLines/>
-      <w:spacing w:after="240" w:before="240" w:line="360" w:lineRule="auto"/>
+      <w:spacing w:after="240" w:before="240" w:line="288" w:lineRule="auto"/>
       <w:jc w:val="both"/>
     </w:pPr>
     <w:rPr>
@@ -1872,7 +2022,7 @@
     <w:pPr>
       <w:keepNext/>
       <w:keepLines/>
-      <w:spacing w:line="360" w:lineRule="auto"/>
+      <w:spacing w:line="288" w:lineRule="auto"/>
       <w:jc w:val="both"/>
     </w:pPr>
     <w:rPr>
@@ -1888,7 +2038,7 @@
     <w:pPr>
       <w:keepNext/>
       <w:keepLines/>
-      <w:spacing w:line="360" w:lineRule="auto"/>
+      <w:spacing w:line="288" w:lineRule="auto"/>
       <w:jc w:val="both"/>
     </w:pPr>
     <w:rPr>
@@ -1906,7 +2056,7 @@
       <w:keepNext/>
       <w:keepLines/>
       <w:jc w:val="both"/>
-      <w:spacing w:after="0" w:before="300" w:line="360" w:lineRule="auto"/>
+      <w:spacing w:after="0" w:before="300" w:line="288" w:lineRule="auto"/>
     </w:pPr>
     <w:rPr>
       <w:color w:val="000000"/>
@@ -1924,7 +2074,7 @@
     <w:pPr>
       <w:keepNext/>
       <w:keepLines/>
-      <w:spacing w:after="300" w:before="100" w:line="360" w:lineRule="auto"/>
+      <w:spacing w:after="300" w:before="100" w:line="288" w:lineRule="auto"/>
       <w:jc w:val="both"/>
     </w:pPr>
     <w:rPr>
@@ -1940,7 +2090,7 @@
     <w:next w:val="Bibliography"/>
     <w:qFormat/>
     <w:pPr>
-      <w:spacing w:line="360" w:lineRule="auto"/>
+      <w:spacing w:line="288" w:lineRule="auto"/>
       <w:jc w:val="both"/>
     </w:pPr>
     <w:rPr>
@@ -1958,7 +2108,7 @@
     <w:pPr>
       <w:keepNext/>
       <w:keepLines/>
-      <w:spacing w:after="0" w:before="480" w:line="360" w:lineRule="auto"/>
+      <w:spacing w:after="0" w:before="480" w:line="288" w:lineRule="auto"/>
       <w:jc w:val="both"/>
       <w:outlineLvl w:val="0"/>
     </w:pPr>
@@ -1981,7 +2131,7 @@
     <w:pPr>
       <w:keepNext/>
       <w:keepLines/>
-      <w:spacing w:after="0" w:before="200" w:line="360" w:lineRule="auto"/>
+      <w:spacing w:after="0" w:before="200" w:line="288" w:lineRule="auto"/>
       <w:jc w:val="both"/>
       <w:outlineLvl w:val="1"/>
     </w:pPr>
@@ -2004,7 +2154,7 @@
     <w:pPr>
       <w:keepNext/>
       <w:keepLines/>
-      <w:spacing w:after="0" w:before="200" w:line="360" w:lineRule="auto"/>
+      <w:spacing w:after="0" w:before="200" w:line="288" w:lineRule="auto"/>
       <w:jc w:val="both"/>
       <w:outlineLvl w:val="2"/>
     </w:pPr>
@@ -2027,7 +2177,7 @@
     <w:pPr>
       <w:keepNext/>
       <w:keepLines/>
-      <w:spacing w:after="0" w:before="200" w:line="360" w:lineRule="auto"/>
+      <w:spacing w:after="0" w:before="200" w:line="288" w:lineRule="auto"/>
       <w:jc w:val="both"/>
       <w:outlineLvl w:val="3"/>
     </w:pPr>
@@ -2050,7 +2200,7 @@
     <w:pPr>
       <w:keepNext/>
       <w:keepLines/>
-      <w:spacing w:after="0" w:before="200" w:line="360" w:lineRule="auto"/>
+      <w:spacing w:after="0" w:before="200" w:line="288" w:lineRule="auto"/>
       <w:jc w:val="both"/>
       <w:outlineLvl w:val="4"/>
     </w:pPr>
@@ -2072,7 +2222,7 @@
     <w:pPr>
       <w:keepNext/>
       <w:keepLines/>
-      <w:spacing w:after="0" w:before="200" w:line="360" w:lineRule="auto"/>
+      <w:spacing w:after="0" w:before="200" w:line="288" w:lineRule="auto"/>
       <w:jc w:val="both"/>
       <w:outlineLvl w:val="5"/>
     </w:pPr>
@@ -2093,7 +2243,7 @@
     <w:pPr>
       <w:keepNext/>
       <w:keepLines/>
-      <w:spacing w:after="0" w:before="200" w:line="360" w:lineRule="auto"/>
+      <w:spacing w:after="0" w:before="200" w:line="288" w:lineRule="auto"/>
       <w:jc w:val="both"/>
       <w:outlineLvl w:val="6"/>
     </w:pPr>
@@ -2114,7 +2264,7 @@
     <w:pPr>
       <w:keepNext/>
       <w:keepLines/>
-      <w:spacing w:after="0" w:before="200" w:line="360" w:lineRule="auto"/>
+      <w:spacing w:after="0" w:before="200" w:line="288" w:lineRule="auto"/>
       <w:jc w:val="both"/>
       <w:outlineLvl w:val="7"/>
     </w:pPr>
@@ -2135,7 +2285,7 @@
     <w:pPr>
       <w:keepNext/>
       <w:keepLines/>
-      <w:spacing w:after="0" w:before="200" w:line="360" w:lineRule="auto"/>
+      <w:spacing w:after="0" w:before="200" w:line="288" w:lineRule="auto"/>
       <w:jc w:val="both"/>
       <w:outlineLvl w:val="8"/>
     </w:pPr>
@@ -2154,7 +2304,7 @@
     <w:unhideWhenUsed/>
     <w:qFormat/>
     <w:pPr>
-      <w:spacing w:after="100" w:before="100" w:line="360" w:lineRule="auto"/>
+      <w:spacing w:after="100" w:before="100" w:line="288" w:lineRule="auto"/>
       <w:ind w:firstLine="0" w:left="480" w:right="480"/>
       <w:jc w:val="both"/>
     </w:pPr>
@@ -2172,7 +2322,7 @@
     <w:unhideWhenUsed/>
     <w:qFormat/>
     <w:pPr>
-      <w:spacing w:line="360" w:lineRule="auto"/>
+      <w:spacing w:line="288" w:lineRule="auto"/>
       <w:jc w:val="both"/>
     </w:pPr>
     <w:rPr>
@@ -2198,7 +2348,7 @@
     <w:unhideWhenUsed/>
     <w:qFormat/>
     <w:pPr>
-      <w:spacing w:line="360" w:lineRule="auto"/>
+      <w:spacing w:line="288" w:lineRule="auto"/>
       <w:jc w:val="both"/>
     </w:pPr>
     <w:rPr>
@@ -2238,7 +2388,7 @@
     <w:pPr>
       <w:keepNext/>
       <w:keepLines/>
-      <w:spacing w:after="0" w:line="360" w:lineRule="auto"/>
+      <w:spacing w:after="0" w:line="288" w:lineRule="auto"/>
       <w:jc w:val="both"/>
     </w:pPr>
     <w:rPr>
@@ -2252,7 +2402,7 @@
     <w:name w:val="Definition"/>
     <w:basedOn w:val="Normal"/>
     <w:pPr>
-      <w:spacing w:line="360" w:lineRule="auto"/>
+      <w:spacing w:line="288" w:lineRule="auto"/>
       <w:jc w:val="both"/>
     </w:pPr>
     <w:rPr>
@@ -2266,7 +2416,7 @@
     <w:basedOn w:val="Normal"/>
     <w:link w:val="BodyTextChar"/>
     <w:pPr>
-      <w:spacing w:after="120" w:before="0" w:line="360" w:lineRule="auto"/>
+      <w:spacing w:after="120" w:before="0" w:line="288" w:lineRule="auto"/>
       <w:jc w:val="both"/>
     </w:pPr>
     <w:rPr>
@@ -2281,7 +2431,7 @@
     <w:basedOn w:val="Caption"/>
     <w:pPr>
       <w:keepNext/>
-      <w:spacing w:line="360" w:lineRule="auto"/>
+      <w:spacing w:line="288" w:lineRule="auto"/>
       <w:jc w:val="both"/>
     </w:pPr>
     <w:rPr>
@@ -2294,7 +2444,7 @@
     <w:name w:val="Image Caption"/>
     <w:basedOn w:val="Caption"/>
     <w:pPr>
-      <w:spacing w:line="360" w:lineRule="auto"/>
+      <w:spacing w:line="288" w:lineRule="auto"/>
       <w:jc w:val="both"/>
     </w:pPr>
     <w:rPr>
@@ -2307,7 +2457,7 @@
     <w:name w:val="Figure"/>
     <w:basedOn w:val="Normal"/>
     <w:pPr>
-      <w:spacing w:line="360" w:lineRule="auto"/>
+      <w:spacing w:line="288" w:lineRule="auto"/>
       <w:jc w:val="both"/>
     </w:pPr>
     <w:rPr>
@@ -2321,7 +2471,7 @@
     <w:basedOn w:val="Figure"/>
     <w:pPr>
       <w:keepNext/>
-      <w:spacing w:line="360" w:lineRule="auto"/>
+      <w:spacing w:line="288" w:lineRule="auto"/>
       <w:jc w:val="both"/>
     </w:pPr>
     <w:rPr>
@@ -2385,7 +2535,7 @@
     <w:unhideWhenUsed/>
     <w:qFormat/>
     <w:pPr>
-      <w:spacing w:before="240" w:line="360" w:lineRule="auto"/>
+      <w:spacing w:before="240" w:line="288" w:lineRule="auto"/>
       <w:jc w:val="both"/>
       <w:outlineLvl w:val="9"/>
     </w:pPr>
